--- a/reCarpet-B2B-Testguide.docx
+++ b/reCarpet-B2B-Testguide.docx
@@ -4517,6 +4517,250 @@
         </w:tc>
       </w:tr>
     </w:tbl>
+    <w:p>
+      <w:pPr>
+        <w:pStyle w:val="Heading1"/>
+        <w:spacing w:after="200" w:before="360"/>
+      </w:pPr>
+      <w:r>
+        <w:rPr>
+          <w:b/>
+          <w:bCs/>
+        </w:rPr>
+        <w:t xml:space="preserve">Vad är nytt?</w:t>
+      </w:r>
+    </w:p>
+    <w:p>
+      <w:pPr>
+        <w:spacing w:after="120"/>
+      </w:pPr>
+      <w:r>
+        <w:t xml:space="preserve">Följande uppdateringar har gjorts sedan senaste leveransen:</w:t>
+      </w:r>
+    </w:p>
+    <w:p>
+      <w:pPr>
+        <w:pStyle w:val="Heading2"/>
+        <w:spacing w:after="120" w:before="240"/>
+      </w:pPr>
+      <w:r>
+        <w:rPr>
+          <w:b/>
+          <w:bCs/>
+        </w:rPr>
+        <w:t xml:space="preserve">Lager och beställning</w:t>
+      </w:r>
+    </w:p>
+    <w:p>
+      <w:pPr>
+        <w:numPr>
+          <w:ilvl w:val="0"/>
+          <w:numId w:val="1"/>
+        </w:numPr>
+        <w:spacing w:after="60"/>
+      </w:pPr>
+      <w:r>
+        <w:rPr>
+          <w:b/>
+          <w:bCs/>
+        </w:rPr>
+        <w:t xml:space="preserve">Lagervalidering i kassan</w:t>
+      </w:r>
+      <w:r>
+        <w:t xml:space="preserve"> — Det går inte längre att beställa fler än vad som finns i lager. En varning visas i checkout om kunden försöker överskrida lagersaldot.</w:t>
+      </w:r>
+    </w:p>
+    <w:p>
+      <w:pPr>
+        <w:numPr>
+          <w:ilvl w:val="0"/>
+          <w:numId w:val="1"/>
+        </w:numPr>
+        <w:spacing w:after="60"/>
+      </w:pPr>
+      <w:r>
+        <w:rPr>
+          <w:b/>
+          <w:bCs/>
+        </w:rPr>
+        <w:t xml:space="preserve">Milliken-lager obegränsat</w:t>
+      </w:r>
+      <w:r>
+        <w:t xml:space="preserve"> — Milliken-produkter har lagerstatus satt till obegränsat, så de kan alltid beställas utan lagerbegränsning.</w:t>
+      </w:r>
+    </w:p>
+    <w:p>
+      <w:pPr>
+        <w:pStyle w:val="Heading2"/>
+        <w:spacing w:after="120" w:before="240"/>
+      </w:pPr>
+      <w:r>
+        <w:rPr>
+          <w:b/>
+          <w:bCs/>
+        </w:rPr>
+        <w:t xml:space="preserve">Betalning och fakturering</w:t>
+      </w:r>
+    </w:p>
+    <w:p>
+      <w:pPr>
+        <w:numPr>
+          <w:ilvl w:val="0"/>
+          <w:numId w:val="1"/>
+        </w:numPr>
+        <w:spacing w:after="60"/>
+      </w:pPr>
+      <w:r>
+        <w:rPr>
+          <w:b/>
+          <w:bCs/>
+        </w:rPr>
+        <w:t xml:space="preserve">Manuellt betalningsdatum</w:t>
+      </w:r>
+      <w:r>
+        <w:t xml:space="preserve"> — Betalningsdatum kan nu sättas manuellt till 30 dagar efter beslutad leverans när ordern skapas.</w:t>
+      </w:r>
+    </w:p>
+    <w:p>
+      <w:pPr>
+        <w:numPr>
+          <w:ilvl w:val="0"/>
+          <w:numId w:val="1"/>
+        </w:numPr>
+        <w:spacing w:after="60"/>
+      </w:pPr>
+      <w:r>
+        <w:rPr>
+          <w:b/>
+          <w:bCs/>
+        </w:rPr>
+        <w:t xml:space="preserve">Tvingande fakturauppgifter</w:t>
+      </w:r>
+      <w:r>
+        <w:t xml:space="preserve"> — Fakturauppgifter är nu obligatoriska i kassan. Kunden måste fylla i dessa för att kunna slutföra köpet.</w:t>
+      </w:r>
+    </w:p>
+    <w:p>
+      <w:pPr>
+        <w:numPr>
+          <w:ilvl w:val="0"/>
+          <w:numId w:val="1"/>
+        </w:numPr>
+        <w:spacing w:after="60"/>
+      </w:pPr>
+      <w:r>
+        <w:rPr>
+          <w:b/>
+          <w:bCs/>
+        </w:rPr>
+        <w:t xml:space="preserve">Referensmärkning</w:t>
+      </w:r>
+      <w:r>
+        <w:t xml:space="preserve"> — Nytt fält för referensmärkning i kassan, så att kunden kan ange intern referens på ordern.</w:t>
+      </w:r>
+    </w:p>
+    <w:p>
+      <w:pPr>
+        <w:numPr>
+          <w:ilvl w:val="0"/>
+          <w:numId w:val="1"/>
+        </w:numPr>
+        <w:spacing w:after="60"/>
+      </w:pPr>
+      <w:r>
+        <w:rPr>
+          <w:b/>
+          <w:bCs/>
+        </w:rPr>
+        <w:t xml:space="preserve">Fakturauppgifter på ordern</w:t>
+      </w:r>
+      <w:r>
+        <w:t xml:space="preserve"> — Fakturauppgifterna sparas nu som fält på ordern och är synliga i admin.</w:t>
+      </w:r>
+    </w:p>
+    <w:p>
+      <w:pPr>
+        <w:pStyle w:val="Heading2"/>
+        <w:spacing w:after="120" w:before="240"/>
+      </w:pPr>
+      <w:r>
+        <w:rPr>
+          <w:b/>
+          <w:bCs/>
+        </w:rPr>
+        <w:t xml:space="preserve">Leveransdatum</w:t>
+      </w:r>
+    </w:p>
+    <w:p>
+      <w:pPr>
+        <w:numPr>
+          <w:ilvl w:val="0"/>
+          <w:numId w:val="1"/>
+        </w:numPr>
+        <w:spacing w:after="60"/>
+      </w:pPr>
+      <w:r>
+        <w:rPr>
+          <w:b/>
+          <w:bCs/>
+        </w:rPr>
+        <w:t xml:space="preserve">Kunden kan önska leveransdatum</w:t>
+      </w:r>
+      <w:r>
+        <w:t xml:space="preserve"> — I kassan kan kunden nu ange ett önskat leveransdatum som sparas på ordern.</w:t>
+      </w:r>
+    </w:p>
+    <w:p>
+      <w:pPr>
+        <w:numPr>
+          <w:ilvl w:val="0"/>
+          <w:numId w:val="1"/>
+        </w:numPr>
+        <w:spacing w:after="60"/>
+      </w:pPr>
+      <w:r>
+        <w:rPr>
+          <w:b/>
+          <w:bCs/>
+        </w:rPr>
+        <w:t xml:space="preserve">Leveransdatum per orderrad</w:t>
+      </w:r>
+      <w:r>
+        <w:t xml:space="preserve"> — reCarpet kan nu sätta leveransdatum separat per artikel när ordern skapas, via den specialbyggda appen.</w:t>
+      </w:r>
+    </w:p>
+    <w:p>
+      <w:pPr>
+        <w:pStyle w:val="Heading2"/>
+        <w:spacing w:after="120" w:before="240"/>
+      </w:pPr>
+      <w:r>
+        <w:rPr>
+          <w:b/>
+          <w:bCs/>
+        </w:rPr>
+        <w:t xml:space="preserve">Checkout</w:t>
+      </w:r>
+    </w:p>
+    <w:p>
+      <w:pPr>
+        <w:numPr>
+          <w:ilvl w:val="0"/>
+          <w:numId w:val="1"/>
+        </w:numPr>
+        <w:spacing w:after="60"/>
+      </w:pPr>
+      <w:r>
+        <w:rPr>
+          <w:b/>
+          <w:bCs/>
+        </w:rPr>
+        <w:t xml:space="preserve">Förifyllda fält</w:t>
+      </w:r>
+      <w:r>
+        <w:t xml:space="preserve"> — Checkout-fälten förifylls nu automatiskt med kundens sparade uppgifter för en snabbare kassaupplevelse.</w:t>
+      </w:r>
+    </w:p>
     <w:sectPr>
       <w:headerReference w:type="default" r:id="rId7"/>
       <w:footerReference w:type="default" r:id="rId8"/>
